--- a/docs/inventory/krolikovodstvo/docx/T01-finance.docx
+++ b/docs/inventory/krolikovodstvo/docx/T01-finance.docx
@@ -65,6 +65,49 @@
       </w:r>
     </w:p>
     <w:p>
+      <w:r>
+        <w:t>Ссылки на исходный ТЭО (файл:строка):</w:t>
+      </w:r>
+    </w:p>
+    <w:p>
+      <w:r>
+        <w:rPr>
+          <w:rFonts w:ascii="Consolas" w:hAnsi="Consolas"/>
+          <w:color w:val="1A568E"/>
+          <w:sz w:val="18"/>
+        </w:rPr>
+        <w:t>↳ docs/graphify-corpus/00-summary.md:13–19</w:t>
+      </w:r>
+    </w:p>
+    <w:p>
+      <w:r>
+        <w:rPr>
+          <w:rFonts w:ascii="Consolas" w:hAnsi="Consolas"/>
+          <w:color w:val="1A568E"/>
+          <w:sz w:val="18"/>
+        </w:rPr>
+        <w:t>↳ docs/graphify-corpus/00-summary.md:25–30</w:t>
+      </w:r>
+    </w:p>
+    <w:p>
+      <w:r>
+        <w:rPr>
+          <w:rFonts w:ascii="Consolas" w:hAnsi="Consolas"/>
+          <w:color w:val="1A568E"/>
+          <w:sz w:val="18"/>
+        </w:rPr>
+        <w:t>↳ docs/graphify-corpus/00-summary.md:33–38</w:t>
+      </w:r>
+    </w:p>
+    <w:p>
+      <w:pPr>
+        <w:pStyle w:val="Heading3"/>
+      </w:pPr>
+      <w:r>
+        <w:t>Фрагмент docs/graphify-corpus/00-summary.md:13–19</w:t>
+      </w:r>
+    </w:p>
+    <w:p>
       <w:pPr>
         <w:pStyle w:val="Heading3"/>
       </w:pPr>
@@ -90,8 +133,11 @@
       </w:r>
     </w:p>
     <w:p>
+      <w:pPr>
+        <w:pStyle w:val="Heading3"/>
+      </w:pPr>
       <w:r>
-        <w:t>---</w:t>
+        <w:t>Фрагмент docs/graphify-corpus/00-summary.md:25–30</w:t>
       </w:r>
     </w:p>
     <w:p>
@@ -118,8 +164,11 @@
       </w:r>
     </w:p>
     <w:p>
+      <w:pPr>
+        <w:pStyle w:val="Heading3"/>
+      </w:pPr>
       <w:r>
-        <w:t>---</w:t>
+        <w:t>Фрагмент docs/graphify-corpus/00-summary.md:33–38</w:t>
       </w:r>
     </w:p>
     <w:p>
@@ -155,6 +204,21 @@
     </w:p>
     <w:p>
       <w:r>
+        <w:t>Ссылки на исходный ТЭО (файл:строка):</w:t>
+      </w:r>
+    </w:p>
+    <w:p>
+      <w:r>
+        <w:rPr>
+          <w:rFonts w:ascii="Consolas" w:hAnsi="Consolas"/>
+          <w:color w:val="1A568E"/>
+          <w:sz w:val="18"/>
+        </w:rPr>
+        <w:t>↳ docs/scenarios/baseline.yaml:1–76</w:t>
+      </w:r>
+    </w:p>
+    <w:p>
+      <w:r>
         <w:t>{}</w:t>
       </w:r>
     </w:p>
@@ -164,6 +228,59 @@
       </w:pPr>
       <w:r>
         <w:t>Источник: docs/graphify-corpus/01-vvedenie-i-resume.md</w:t>
+      </w:r>
+    </w:p>
+    <w:p>
+      <w:r>
+        <w:t>Ссылки на исходный ТЭО (файл:строка):</w:t>
+      </w:r>
+    </w:p>
+    <w:p>
+      <w:r>
+        <w:rPr>
+          <w:rFonts w:ascii="Consolas" w:hAnsi="Consolas"/>
+          <w:color w:val="1A568E"/>
+          <w:sz w:val="18"/>
+        </w:rPr>
+        <w:t>↳ docs/graphify-corpus/01-vvedenie-i-resume.md:103–109</w:t>
+      </w:r>
+    </w:p>
+    <w:p>
+      <w:r>
+        <w:rPr>
+          <w:rFonts w:ascii="Consolas" w:hAnsi="Consolas"/>
+          <w:color w:val="1A568E"/>
+          <w:sz w:val="18"/>
+        </w:rPr>
+        <w:t>↳ docs/graphify-corpus/01-vvedenie-i-resume.md:208–214</w:t>
+      </w:r>
+    </w:p>
+    <w:p>
+      <w:r>
+        <w:rPr>
+          <w:rFonts w:ascii="Consolas" w:hAnsi="Consolas"/>
+          <w:color w:val="1A568E"/>
+          <w:sz w:val="18"/>
+        </w:rPr>
+        <w:t>↳ docs/graphify-corpus/01-vvedenie-i-resume.md:228–234</w:t>
+      </w:r>
+    </w:p>
+    <w:p>
+      <w:r>
+        <w:rPr>
+          <w:rFonts w:ascii="Consolas" w:hAnsi="Consolas"/>
+          <w:color w:val="1A568E"/>
+          <w:sz w:val="18"/>
+        </w:rPr>
+        <w:t>↳ docs/graphify-corpus/01-vvedenie-i-resume.md:390–401</w:t>
+      </w:r>
+    </w:p>
+    <w:p>
+      <w:pPr>
+        <w:pStyle w:val="Heading3"/>
+      </w:pPr>
+      <w:r>
+        <w:t>Фрагмент docs/graphify-corpus/01-vvedenie-i-resume.md:103–109</w:t>
       </w:r>
     </w:p>
     <w:p>
@@ -181,6 +298,14 @@
         <w:t>Животноводство (КРС 30 000 голов и МРС 60 000 голов) — 20 000 тн мяса в год, 50 000 тн молочных продуктов в год, 600 тыс. м2 натуральная кожа в год, 6 000 тн желатин в год, 3 000 тн кровяная мука в год (итальянская технология)</w:t>
         <w:br/>
         <w:t>Рыбоводство (белуга 70 000 голов) — 20 тн чёрной икры в год (итальянская технология)</w:t>
+      </w:r>
+    </w:p>
+    <w:p>
+      <w:pPr>
+        <w:pStyle w:val="Heading3"/>
+      </w:pPr>
+      <w:r>
+        <w:t>Фрагмент docs/graphify-corpus/01-vvedenie-i-resume.md:208–214</w:t>
       </w:r>
     </w:p>
     <w:p>
@@ -202,6 +327,14 @@
       </w:r>
     </w:p>
     <w:p>
+      <w:pPr>
+        <w:pStyle w:val="Heading3"/>
+      </w:pPr>
+      <w:r>
+        <w:t>Фрагмент docs/graphify-corpus/01-vvedenie-i-resume.md:228–234</w:t>
+      </w:r>
+    </w:p>
+    <w:p>
       <w:r>
         <w:t>Планируемый ежедневный объём поставок — 16-18 тонн.</w:t>
         <w:br/>
@@ -214,6 +347,14 @@
         <w:t>Вся продукция (100%) будет реализована на внутреннем рынке.</w:t>
         <w:br/>
         <w:t>Бойня для овец и крупного рогатого скота.</w:t>
+      </w:r>
+    </w:p>
+    <w:p>
+      <w:pPr>
+        <w:pStyle w:val="Heading3"/>
+      </w:pPr>
+      <w:r>
+        <w:t>Фрагмент docs/graphify-corpus/01-vvedenie-i-resume.md:390–401</w:t>
       </w:r>
     </w:p>
     <w:p>
@@ -248,6 +389,21 @@
       </w:pPr>
       <w:r>
         <w:t>Источник: teo-rag-out/kpi.json</w:t>
+      </w:r>
+    </w:p>
+    <w:p>
+      <w:r>
+        <w:t>Ссылки на исходный ТЭО (файл:строка):</w:t>
+      </w:r>
+    </w:p>
+    <w:p>
+      <w:r>
+        <w:rPr>
+          <w:rFonts w:ascii="Consolas" w:hAnsi="Consolas"/>
+          <w:color w:val="1A568E"/>
+          <w:sz w:val="18"/>
+        </w:rPr>
+        <w:t>↳ teo-rag-out/kpi.json:1–95</w:t>
       </w:r>
     </w:p>
     <w:p>

--- a/docs/inventory/krolikovodstvo/docx/T01-finance.docx
+++ b/docs/inventory/krolikovodstvo/docx/T01-finance.docx
@@ -76,7 +76,7 @@
           <w:color w:val="1A568E"/>
           <w:sz w:val="18"/>
         </w:rPr>
-        <w:t>↳ docs/graphify-corpus/00-summary.md:13–19</w:t>
+        <w:t>↳ docs/graphify-corpus/00-summary.md:13–20</w:t>
       </w:r>
     </w:p>
     <w:p>
@@ -86,7 +86,7 @@
           <w:color w:val="1A568E"/>
           <w:sz w:val="18"/>
         </w:rPr>
-        <w:t>↳ docs/graphify-corpus/00-summary.md:25–30</w:t>
+        <w:t>↳ docs/graphify-corpus/00-summary.md:25–31</w:t>
       </w:r>
     </w:p>
     <w:p>
@@ -96,7 +96,7 @@
           <w:color w:val="1A568E"/>
           <w:sz w:val="18"/>
         </w:rPr>
-        <w:t>↳ docs/graphify-corpus/00-summary.md:33–38</w:t>
+        <w:t>↳ docs/graphify-corpus/00-summary.md:33–39</w:t>
       </w:r>
     </w:p>
     <w:p>
@@ -104,7 +104,7 @@
         <w:pStyle w:val="Heading3"/>
       </w:pPr>
       <w:r>
-        <w:t>Фрагмент docs/graphify-corpus/00-summary.md:13–19</w:t>
+        <w:t>Фрагмент docs/graphify-corpus/00-summary.md:13–20</w:t>
       </w:r>
     </w:p>
     <w:p>
@@ -137,7 +137,7 @@
         <w:pStyle w:val="Heading3"/>
       </w:pPr>
       <w:r>
-        <w:t>Фрагмент docs/graphify-corpus/00-summary.md:25–30</w:t>
+        <w:t>Фрагмент docs/graphify-corpus/00-summary.md:25–31</w:t>
       </w:r>
     </w:p>
     <w:p>
@@ -168,7 +168,7 @@
         <w:pStyle w:val="Heading3"/>
       </w:pPr>
       <w:r>
-        <w:t>Фрагмент docs/graphify-corpus/00-summary.md:33–38</w:t>
+        <w:t>Фрагмент docs/graphify-corpus/00-summary.md:33–39</w:t>
       </w:r>
     </w:p>
     <w:p>
